--- a/课题设计阶段/manuscript_Frontiers_Methods_v2.docx
+++ b/课题设计阶段/manuscript_Frontiers_Methods_v2.docx
@@ -2148,7 +2148,7 @@
           <w:b w:val="0"/>
           <w:i w:val="0"/>
         </w:rPr>
-        <w:t xml:space="preserve"> falls as exposures become genetically correlated, its collapse indicates collinearity rather than weak instruments. Score: 2 for a significant direct effect in the claimed direction with conditional </w:t>
+        <w:t xml:space="preserve"> falls as exposures become genetically correlated, its collapse identifies conditional weak instruments whose origin is collinearity, not a failure of unconditional instrument relevance. Score: 2 for a significant direct effect in the claimed direction with conditional </w:t>
       </w:r>
       <w:r>
         <w:rPr>

--- a/课题设计阶段/manuscript_Frontiers_Methods_v2.docx
+++ b/课题设计阶段/manuscript_Frontiers_Methods_v2.docx
@@ -6517,7 +6517,7 @@
           <w:b w:val="0"/>
           <w:i w:val="0"/>
         </w:rPr>
-        <w:t>), so it did not score at this gate: direction concordance without replication is not external validation, and the gate requires both. Trans-ethnic evaluation (cf. Zheng et al., 2021) using 40 LD-independent European instruments in GARD East Asian AD summary statistics produced a negative IVW estimate (</w:t>
+        <w:t>), so it did not score at this gate: direction concordance without replication is not external validation, and the gate requires both. Trans-ethnic evaluation (cf. Zheng et al., 2021) using 40 LD-independent European instruments (30 retained after harmonisation) in GARD East Asian AD summary statistics produced a negative IVW estimate (</w:t>
       </w:r>
       <w:r>
         <w:rPr>
@@ -11815,7 +11815,7 @@
           <w:b w:val="0"/>
           <w:i w:val="0"/>
         </w:rPr>
-        <w:t xml:space="preserve">Values are marginal across clumping-block count (5/12/40), sample overlap (0%/30%), and instrument count (20/60); 400 replicates per parameter cell, 12 cells per pleiotropy regime, 4,800 replicates per row. Every replicate is scored with the published rule, including the decisive-failure cap: a replicate scoring 0 at G2 has its total capped at 6 before the grade is assigned. Each marginal value is the unweighted mean of the 12 cell-level values; each range is the minimum to maximum across those cells. Values in parentheses are 95% Wilson score intervals computed on the pooled 4,800 replicates of that row. Sensitivity is the proportion of replicates graded A or B. Two specificity definitions are given because Grade C is a falsified verdict rather than a positive call: specificity (D only) counts only Grade D as a correct negative, whereas specificity (C/D) counts both falsified grades. The framework's operating claim refers to the C/D convention, since a Grade C case asserts no directed causal effect; the D-only column is reported for comparability with binary screens. FDR is the empirical false-discovery proportion among positive calls, computed across the full effect-size mixture (one-third null, two-thirds non-null replicates). Because G3 is determined by G1 and G4 is near-collinear with G2 in this design, the tabulated operating characteristics describe the four-signal scoring rule (G1, G2, G5, G6) mapped onto the 0–12 scale. Full operating characteristics by parameter cell are given in Supplementary Table S9; the marginal FDR and these intervals are reproduced by </w:t>
+        <w:t xml:space="preserve">Values are marginal across clumping-block count (5/12/40), sample overlap (0%/30%), and instrument count (20/60); 400 replicates per parameter cell, 12 cells per pleiotropy regime, 4,800 replicates per row. Every replicate is scored with the published rule, including the decisive-failure cap: a replicate scoring 0 at G2 has its total capped at 6 before the grade is assigned. Each marginal value is the unweighted mean of the 12 cell-level values; each range is the minimum to maximum across those cells. Values in parentheses are 95% Wilson score intervals computed on the pooled 4,800 replicates of that row, treating the twelve parameter cells as exchangeable within a row. P(Grade A) is a descriptive grade distribution rather than an operating characteristic of the rule and is reported as a point estimate; the FDR column gives the across-cell range rather than an interval because its per-cell ratios have unequal denominators and therefore do not pool into a single binomial proportion. Sensitivity is the proportion of replicates graded A or B. Two specificity definitions are given because Grade C is a falsified verdict rather than a positive call: specificity (D only) counts only Grade D as a correct negative, whereas specificity (C/D) counts both falsified grades. The framework's operating claim refers to the C/D convention, since a Grade C case asserts no directed causal effect; the D-only column is reported for comparability with binary screens. FDR is the empirical false-discovery proportion among positive calls, computed across the full effect-size mixture (one-third null, two-thirds non-null replicates). Because G3 is determined by G1 and G4 is near-collinear with G2 in this design, the tabulated operating characteristics describe the four-signal scoring rule (G1, G2, G5, G6) mapped onto the 0–12 scale. Full operating characteristics by parameter cell are given in Supplementary Table S9; the marginal FDR and these intervals are reproduced by </w:t>
       </w:r>
       <w:r>
         <w:rPr>

--- a/课题设计阶段/manuscript_Frontiers_Methods_v2.docx
+++ b/课题设计阶段/manuscript_Frontiers_Methods_v2.docx
@@ -210,7 +210,23 @@
           <w:b w:val="0"/>
           <w:i w:val="0"/>
         </w:rPr>
-        <w:t xml:space="preserve"> and the marginal false discovery rate (FDR) </w:t>
+        <w:t xml:space="preserve"> under the D-only convention and </w:t>
+      </w:r>
+      <w:r>
+        <w:rPr>
+          <w:rFonts w:ascii="Times New Roman" w:hAnsi="Times New Roman" w:eastAsia="Times New Roman"/>
+          <w:b w:val="0"/>
+          <w:i w:val="0"/>
+        </w:rPr>
+        <w:t>≈ 0.88</w:t>
+      </w:r>
+      <w:r>
+        <w:rPr>
+          <w:rFonts w:ascii="Times New Roman" w:hAnsi="Times New Roman" w:eastAsia="Times New Roman"/>
+          <w:b w:val="0"/>
+          <w:i w:val="0"/>
+        </w:rPr>
+        <w:t xml:space="preserve"> when both falsified grades count as correct negatives, with a marginal false discovery rate (FDR) </w:t>
       </w:r>
       <w:r>
         <w:rPr>
@@ -1624,7 +1640,7 @@
           <w:b w:val="0"/>
           <w:i w:val="0"/>
         </w:rPr>
-        <w:t xml:space="preserve"> — so that the change in precision is visible alongside the change in direction (Supplementary Table S11). Robust estimation complements clumped IVW. MR-Egger regression tests for directional pleiotropy (Bowden et al., 2015), the weighted median remains consistent when up to half of the instruments are invalid (Bowden et al., 2016), and the mode-based estimator provides a further consistency check (Hartwig et al., 2017). Score: 2 only if the clumped IVW estimate remains significant in the claimed direction, without a directional MR-Egger intercept (</w:t>
+        <w:t xml:space="preserve"> — so that the change in precision is visible alongside the change in direction (Supplementary Table S11). Robust estimation complements clumped IVW. MR-Egger regression tests for directional pleiotropy (Bowden et al., 2015), the weighted median remains consistent when up to half of the instruments are invalid (Bowden et al., 2016), and the mode-based estimator provides a further consistency check (Hartwig et al., 2017). An exploratory height→AD analysis is reported alongside these diagnostics, as a check on whether a genuinely protective anthropometric trait is flagged as directional pleiotropy under the same tests (Supplementary Table S6). Score: 2 only if the clumped IVW estimate remains significant in the claimed direction, without a directional MR-Egger intercept (</w:t>
       </w:r>
       <w:r>
         <w:rPr>
@@ -2220,7 +2236,23 @@
           <w:b w:val="0"/>
           <w:i w:val="0"/>
         </w:rPr>
-        <w:t>, or no direct effect is estimable.</w:t>
+        <w:t xml:space="preserve">, or no direct effect is estimable. Every multivariable and univariable model fitted for the case study, with its instrument set and conditional </w:t>
+      </w:r>
+      <w:r>
+        <w:rPr>
+          <w:rFonts w:ascii="Times New Roman" w:hAnsi="Times New Roman" w:eastAsia="Times New Roman"/>
+          <w:b w:val="0"/>
+          <w:i/>
+        </w:rPr>
+        <w:t>F</w:t>
+      </w:r>
+      <w:r>
+        <w:rPr>
+          <w:rFonts w:ascii="Times New Roman" w:hAnsi="Times New Roman" w:eastAsia="Times New Roman"/>
+          <w:b w:val="0"/>
+          <w:i w:val="0"/>
+        </w:rPr>
+        <w:t xml:space="preserve"> where computable, is tabulated in Supplementary Table S3.</w:t>
       </w:r>
     </w:p>
     <w:p>
@@ -5207,7 +5239,7 @@
           <w:b w:val="0"/>
           <w:i w:val="0"/>
         </w:rPr>
-        <w:t>) is therefore attributable to the instrument set rather than to the exposure–outcome relationship: correlated instruments removed variance without adding information, understating the standard error by a factor of 6.5 to 7.5. LD correction thus does not merely attenuate a coefficient: clumping changed both the instrument set and the reported standard error, and although the resulting SE ratios do not by themselves identify the sampling variance of the original set, the apparent significance does not survive at Gate G2. Supplementary Table S10 disaggregates the same verdict in the opposite direction, removing one gate at a time from the 12-case cohort: no single gate changes more than 7 of 12 grades, and removing G6 changes none, so the falsification of this claim is not an artefact of any one criterion.</w:t>
+        <w:t>) is therefore attributable to the instrument set rather than to the exposure–outcome relationship: correlated instruments removed variance without adding information, understating the standard error by a factor of 6.5 to 7.5 on the fixed-effect convention used for the unclumped reference (5.3 to 6.2 if its multiplicative random-effects standard error is used instead; Supplementary Table S11, note 4). LD correction thus does not merely attenuate a coefficient: clumping changed both the instrument set and the reported standard error, and although the resulting SE ratios do not by themselves identify the sampling variance of the original set, the apparent significance does not survive at Gate G2. Supplementary Table S10 disaggregates the same verdict in the opposite direction, removing one gate at a time from the 12-case cohort: no single gate changes more than 7 of 12 grades, and removing G6 changes none, so the falsification of this claim is not an artefact of any one criterion.</w:t>
       </w:r>
     </w:p>
     <w:p>
@@ -5454,7 +5486,7 @@
           <w:b w:val="0"/>
           <w:i w:val="0"/>
         </w:rPr>
-        <w:t>) shows only that the unclumped signal is not confined to that chromosome. Colocalization was run in both directions, with windows built around LD-independent lead variants: 47 insomnia leads tested against AD windows (forward) and 32 AD leads tested against insomnia windows (reverse). The two lead sets share no variant, so the scans are disjoint rather than re-classifications of the same regions. Strong support (</w:t>
+        <w:t>) shows only that the unclumped signal is not confined to that chromosome. The region cannot be isolated at the clumped threshold either: the annotated clumped instrument set contains no variant inside chr19:45.06–45.82 Mb — its only chromosome-19 variant, rs56330606, lies 7.9 Mb telomeric to the region (Supplementary Table S7) — so a region-excluded clumped estimate would remove no instrument and reproduce the estimate already reported. Colocalization was run in both directions, with windows built around LD-independent lead variants: 47 insomnia leads tested against AD windows (forward) and 32 AD leads tested against insomnia windows (reverse). The two lead sets share no variant, so the scans are disjoint rather than re-classifications of the same regions. Strong support (</w:t>
       </w:r>
       <w:r>
         <w:rPr>
@@ -7325,7 +7357,7 @@
           <w:b w:val="0"/>
           <w:i w:val="0"/>
         </w:rPr>
-        <w:t xml:space="preserve"> While STROBE-MR defines reporting requirements, this framework evaluates whether reported evidence supports a causal claim at a specific grade. The combined approach targets two persistent challenges in polygenic epidemiology: incomplete pipeline reporting and over-confident evidence interpretation.</w:t>
+        <w:t xml:space="preserve"> While STROBE-MR defines reporting requirements (Skrivankova et al., 2021; the completed checklist is Supplementary Table S5), this framework evaluates whether reported evidence supports a causal claim at a specific grade. The combined approach targets two persistent challenges in polygenic epidemiology: incomplete pipeline reporting and over-confident evidence interpretation.</w:t>
       </w:r>
     </w:p>
     <w:p>
@@ -7470,7 +7502,7 @@
           <w:b w:val="0"/>
           <w:i w:val="0"/>
         </w:rPr>
-        <w:t xml:space="preserve">). Fifth, the grade-boundary cutoffs (10–12, 7–9, 4–6, 0–3) are pre-specified reporting conventions rather than estimated quantities, and their consequences are quantified in Supplementary Table S12. Three properties are relevant. Moving any single cutoff by one point reverses the polarity of no case in the cohort (positive call, A/B; negative call, C/D): the three Grade A cases would fall to Grade B if the A boundary moved to 11, whereas moving it to 9 would promote education–T2D to Grade A; the three cases scoring 5 would rise to Grade B only if the B boundary moved to 5, and the primary case would move from Grade C to Grade D only if the C boundary moved to 5, which leaves its negative call intact. Across all 220 monotone four-band partitions of the 0–12 scale, the primary case retains its negative call in 89% of the non-degenerate partitions and requires the A/B boundary to move three points before changing side. On the benchmark's own ROC, the three boundaries sit at false-positive rates of 3.6%, 10.3% and 17.5%, so they are nested false-positive levels rather than isolated numbers, although we checked this correspondence retrospectively rather than specifying the cutoffs that way. The decisive-failure cap cannot bind in this cohort, because no case both fails G2 and exceeds 6; its position follows from its definition as the upper bound of Grade C. The total score is therefore the datum and the band a label: both are reported for every case, and assignments within one point of a boundary should be read as provisional. Sixth, Steiger directional tests could not establish a reliable direction (the inferred direction flipped with the choice of </w:t>
+        <w:t xml:space="preserve">). Fifth, the grade-boundary cutoffs (10–12, 7–9, 4–6, 0–3) are pre-specified reporting conventions rather than estimated quantities, and their consequences are quantified in Supplementary Table S12. Three properties are relevant. Moving any single cutoff by one point reverses the polarity of no case in the cohort (positive call, A/B; negative call, C/D): the three Grade A cases would fall to Grade B if the A boundary moved to 11, whereas moving it to 9 would promote education–T2D to Grade A; the three cases scoring 5 would rise to Grade B only if the B boundary moved to 5, and the primary case would move from Grade C to Grade D only if the C boundary moved to 5, which leaves its negative call intact. Across all 220 monotone four-band partitions of the 0–12 scale, the primary case retains its negative call in 89% of the non-degenerate partitions and requires the A/B boundary to move three points before changing side. On the benchmark's own ROC, the three boundaries sit at false-positive rates of 3.6%, 10.3% and 17.5%, so they are nested false-positive levels rather than isolated numbers, although we checked this correspondence retrospectively rather than specifying the cutoffs that way. The decisive-failure cap cannot bind in this cohort, because no case both fails G2 and exceeds 6; its position follows from its definition as the upper bound of Grade C. The total score is therefore the datum and the band a label: both are reported for every case, and assignments within one point of a boundary should be read as provisional. Concretely, all three Grade A cases sit at the 10-point lower bound of that band, so a one-point rise of the A boundary would reclassify all three as Grade B: a Grade A verdict here means the claim survived every gate in its binary form, not that it cleared the threshold by a margin. Sixth, Steiger directional tests could not establish a reliable direction (the inferred direction flipped with the choice of </w:t>
       </w:r>
       <w:r>
         <w:rPr>
@@ -7716,7 +7748,7 @@
           <w:b w:val="0"/>
           <w:i w:val="0"/>
         </w:rPr>
-        <w:t xml:space="preserve"> The Supplementary Material for this article comprises Supplementary Tables S1–S11 and Supplementary Notes 1–2, submitted as separate files with this manuscript.</w:t>
+        <w:t xml:space="preserve"> The Supplementary Material for this article comprises Supplementary Tables S1–S12 and Supplementary Notes 1–2, submitted as separate files with this manuscript.</w:t>
       </w:r>
     </w:p>
     <w:p>
